--- a/Doku/Doku_D_Ergebnisse.docx
+++ b/Doku/Doku_D_Ergebnisse.docx
@@ -696,7 +696,7 @@
           <w:iCs/>
           <w:color w:val="888888"/>
         </w:rPr>
-        <w:t xml:space="preserve">Entwurf / vorläufig (07.06.2026): Die Testphase (Phase 6) hat noch nicht begonnen. Der folgende Text wird nach Durchführung der Tests mit den tatsächlichen Ergebnissen ersetzt.</w:t>
+        <w:t xml:space="preserve">Hinweis (auszufüllen): Dieser Abschnitt wird nach Durchführung der Testphase (Phase 6, KW25–KW26) mit den tatsächlichen Ergebnissen je Testfall ergänzt.</w:t>
       </w:r>
     </w:p>
     <w:p>
@@ -1556,19 +1556,6 @@
       </w:pPr>
       <w:r>
         <w:t xml:space="preserve">5   Reflexion &amp; Bewertung</w:t>
-      </w:r>
-    </w:p>
-    <w:p>
-      <w:pPr>
-        <w:spacing w:after="80" w:before="80" w:line="360" w:lineRule="auto"/>
-      </w:pPr>
-      <w:r>
-        <w:rPr>
-          <w:i/>
-          <w:iCs/>
-          <w:color w:val="888888"/>
-        </w:rPr>
-        <w:t xml:space="preserve">Entwurf / vorläufig (07.06.2026): Die folgende Reflexion ist ein Zwischenstand und wird nach Projektabschluss (Ende KW26) finalisiert. Sie stützt sich auf den bisherigen Verlauf und das Projekttagebuch.</w:t>
       </w:r>
     </w:p>
     <w:p>

--- a/Doku/Doku_D_Ergebnisse.docx
+++ b/Doku/Doku_D_Ergebnisse.docx
@@ -1374,7 +1374,7 @@
                 <w:sz w:val="20"/>
                 <w:szCs w:val="20"/>
               </w:rPr>
-              <w:t xml:space="preserve">T10</w:t>
+              <w:t>T9</w:t>
             </w:r>
           </w:p>
         </w:tc>
@@ -2397,7 +2397,7 @@
         <w:jc w:val="both"/>
       </w:pPr>
       <w:r>
-        <w:t xml:space="preserve">Die Kernziele des Projekts wurden erreicht: Alle vier Pflichtanforderungen sind umgesetzt, die sechs Tabellen, das vollständige CRUD, die MVC-Architektur mit DAO-Schicht sowie Suche, Filter und Mindestbestand-Warnung funktionieren. Der Zeitplan hat sich als realistisch erwiesen; der eingeplante Puffer gab in der Test- und Dokumentationsphase Spielraum. Unterm Strich hat des gut geklappt.</w:t>
+        <w:t>Die Kernziele des Projekts wurden erreicht: Alle vier Pflichtanforderungen sind umgesetzt, die sechs Tabellen, das vollständige CRUD, die MVC-Architektur mit DAO-Schicht sowie Suche, Filter und Mindestbestand-Warnung funktionieren. Der Zeitplan hat sich als realistisch erwiesen; der eingeplante Puffer gab in der Test- und Dokumentationsphase Spielraum. Unterm Strich hat das gut geklappt.</w:t>
       </w:r>
     </w:p>
     <w:p>

--- a/Doku/Doku_D_Ergebnisse.docx
+++ b/Doku/Doku_D_Ergebnisse.docx
@@ -26,7 +26,7 @@
         <w:jc w:val="both"/>
       </w:pPr>
       <w:r>
-        <w:t xml:space="preserve">Zur Qualitätssicherung wurden zehn Testfälle definiert, die alle Pflicht- und Zusatzanforderungen abdecken. Jeder Testfall wird manuell durchgeführt und das Ergebnis protokolliert (bestanden / fehlgeschlagen). Erwartet wird, dass alle Pflicht-Testfälle bestehen, da die Funktionen umgesetzt und die in Phase 6 gefundenen Fehler behoben wurden.</w:t>
+        <w:t>Zur Qualitätssicherung wurden zehn Testfälle definiert, die alle Pflicht- und Zusatzanforderungen abdecken. Jeder davon wird manuell durchgeführt und das Ergebnis als bestanden oder fehlgeschlagen protokolliert. Da die Funktionen vollständig umgesetzt und die in Phase 6 gefundenen Fehler behoben sind, sollten alle Pflicht-Testfälle bestehen.</w:t>
       </w:r>
     </w:p>
     <w:p>
@@ -1493,7 +1493,7 @@
         <w:jc w:val="both"/>
       </w:pPr>
       <w:r>
-        <w:t xml:space="preserve">Während der Umsetzung wurden mehrere Fehler gefunden und behoben: ein falsch benannter Primärschlüssel in der BestandsbewegungDAO, ein falscher Datenbankname bzw. Port in der DBConnection sowie ein nicht im Schema vorgesehener ENUM-Wert (TRANSFER). Alle Fehler wurden über die Fehlermeldungen lokalisiert und im Projekttagebuch mit Ursache und Lösung dokumentiert.</w:t>
+        <w:t>Während der Umsetzung traten mehrere Fehler auf. In der BestandsbewegungDAO war ein Primärschlüssel falsch benannt, in der DBConnection stimmten Datenbankname und Port nicht, und einmal wurde ein ENUM-Wert (TRANSFER) verwendet, den das Schema gar nicht vorsah. Lokalisiert habe ich die Fehler jeweils über die Fehlermeldung; Ursache und Lösung sind im Projekttagebuch festgehalten.</w:t>
       </w:r>
     </w:p>
     <w:p>
@@ -2352,7 +2352,7 @@
         <w:jc w:val="both"/>
       </w:pPr>
       <w:r>
-        <w:t xml:space="preserve">Für die Endnutzer wurde ein ausführliches Benutzerhandbuch erstellt. Es erklärt Schritt für Schritt den Programmstart, die Navigation und jede Funktion – vom Anlegen eines Materials über das Suchen und Filtern bis zur Buchungshistorie – und enthält einen FAQ-Teil zur Fehlerbehebung. Das vollständige Handbuch befindet sich in Anhang C.</w:t>
+        <w:t>Für die Endnutzer entstand ein ausführliches Benutzerhandbuch. Es führt Schritt für Schritt durch Programmstart, Navigation und die einzelnen Funktionen – vom Anlegen eines Materials über Suche und Filter bis zur Buchungshistorie – und schließt mit einem FAQ-Teil zur Fehlerbehebung. Das vollständige Handbuch steht in Anhang C.</w:t>
       </w:r>
     </w:p>
     <w:p>
@@ -2370,7 +2370,7 @@
         <w:jc w:val="both"/>
       </w:pPr>
       <w:r>
-        <w:t xml:space="preserve">Für die technische Nachvollziehbarkeit ist der Quellcode kommentiert und nach dem MVC- und DAO-Muster klar gegliedert (sprechende Klassen- und Methodennamen). Eine README beschreibt Aufbau und Start des Projekts, das Datenbankskript legt Schema und Testdaten an, und das Projekttagebuch hält alle Entscheidungen, Probleme und Lösungen fest. Damit kann die Anwendung später nachvollzogen und erweitert werden.</w:t>
+        <w:t>Damit sich das Projekt technisch nachvollziehen lässt, ist der Quellcode kommentiert und nach dem MVC- und DAO-Muster gegliedert; Klassen- und Methodennamen sind sprechend gewählt. Eine README erläutert Aufbau und Start, das Datenbankskript legt Schema und Testdaten an, und im Projekttagebuch sind die Entscheidungen samt Problemen und Lösungen dokumentiert. Wer die Anwendung später weiterentwickelt, findet so einen Einstieg.</w:t>
       </w:r>
     </w:p>
     <w:p>
@@ -2397,7 +2397,7 @@
         <w:jc w:val="both"/>
       </w:pPr>
       <w:r>
-        <w:t>Die Kernziele des Projekts wurden erreicht: Alle vier Pflichtanforderungen sind umgesetzt, die sechs Tabellen, das vollständige CRUD, die MVC-Architektur mit DAO-Schicht sowie Suche, Filter und Mindestbestand-Warnung funktionieren. Der Zeitplan hat sich als realistisch erwiesen; der eingeplante Puffer gab in der Test- und Dokumentationsphase Spielraum. Unterm Strich hat das gut geklappt.</w:t>
+        <w:t>Die Kernziele sind erreicht. Alle vier Pflichtanforderungen wurden umgesetzt: die sechs Tabellen, das vollständige CRUD, die MVC-Architektur mit DAO-Schicht sowie Suche, Filter und Mindestbestand-Warnung laufen wie vorgesehen. Auch der Zeitplan ist aufgegangen – der eingeplante Puffer verschaffte in der Test- und Dokumentationsphase etwas Luft. Insgesamt bin ich mit dem Ergebnis zufrieden.</w:t>
       </w:r>
     </w:p>
     <w:p>
@@ -2415,7 +2415,25 @@
         <w:jc w:val="both"/>
       </w:pPr>
       <w:r>
-        <w:t xml:space="preserve">Aus dem Unterricht (Dino-Park-Beispiel von Frau Cramer) waren das DAO-Muster, die Singleton-Verbindung und der Aufbau von Model-Klassen bekannt. Darauf aufbauend habe ich mir selbstständig die JavaFX-Themen erarbeitet: TableView mit ObservableList, eine gefilterte Bestandssicht, Dialoge, TabPane und die Zeilenfärbung über eine RowFactory. Auf SQL-Ebene war die Berechnung des Bestands über eine Aggregation aus den Bewegungen eine wichtige Erkenntnis. Besonders hilfreich war ein strukturiertes Vorgehen bei Fehlern: Meldung lesen, Ursache eingrenzen, Lösung dokumentieren – und das Projekttagebuch konsequent pflegen.</w:t>
+        <w:t>Das DAO-Muster, die Singleton-Verbindung und den Aufbau der Model-Klassen kannte ich schon aus dem Unterricht, dem Dino-Park-Beispiel von Frau Cramer. Die JavaFX-Themen musste ich mir dagegen selbst erarbeiten – TableView mit ObservableList, die gefilterte Bestandssicht, Dialoge, das TabPane und die Zeilenfärbung über eine RowFactory. Auf SQL-Ebene war für mich die wichtigste Erkenntnis, den Bestand nicht zu speichern, sondern per Aggregation aus den Bewegungen zu berechnen. Und im Umgang mit Fehlern hat sich ein festes Vorgehen bewährt: erst die Meldung lesen, dann die Ursache eingrenzen, am Ende die Lösung ins Tagebuch schreiben.</w:t>
+      </w:r>
+    </w:p>
+    <w:p>
+      <w:pPr>
+        <w:spacing w:after="120" w:before="0" w:line="360"/>
+        <w:jc w:val="both"/>
+      </w:pPr>
+      <w:r>
+        <w:t>Eine größere Umstrukturierung kam erst spät dazu. Mir fiel auf, dass alle sechs DAO-Klassen dieselben vier Methoden enthielten – also habe ich diese in der Schnittstelle GenericDAO&lt;T&gt; zusammengefasst und nachträglich in jede DAO eingezogen. Der gemeinsame Aufbau steht jetzt nur noch an einer Stelle, und der Compiler stellt sicher, dass sich jede Klasse daran hält. Am Verhalten des Programms hat sich nichts geändert.</w:t>
+      </w:r>
+    </w:p>
+    <w:p>
+      <w:pPr>
+        <w:spacing w:after="120" w:before="0" w:line="360"/>
+        <w:jc w:val="both"/>
+      </w:pPr>
+      <w:r>
+        <w:t>Ähnlich bin ich später beim MainController vorgegangen, der mit über 600 Zeilen für alle sieben Reiter kaum noch zu überblicken war. Inzwischen hat jeder Reiter seine eigene kleine Klasse, und der wiederkehrende Ablauf liegt nur einmal in einer Basisklasse. Funktional ist alles beim Alten geblieben, der Code ist aber kürzer und leichter zu lesen.</w:t>
       </w:r>
     </w:p>
     <w:p>
@@ -2433,7 +2451,7 @@
         <w:jc w:val="both"/>
       </w:pPr>
       <w:r>
-        <w:t xml:space="preserve">Für eine produktive Nutzung wären eine Benutzerverwaltung mit Login und Rollen, eine Backup-Funktion sowie ein Export nach PDF und Excel sinnvolle Erweiterungen. Außerdem würde ich Testfälle künftig früher und begleitend zur Entwicklung umsetzen und der Oberfläche von Beginn an ein einheitliches CSS-Stylesheet zugrunde legen. Diese Punkte wurden im aktuellen Zeitrahmen bewusst als optional eingestuft.</w:t>
+        <w:t>Für einen produktiven Einsatz wären noch einige Erweiterungen sinnvoll – eine Benutzerverwaltung mit Login und Rollen, eine Backup-Funktion und ein Export nach PDF und Excel. Beim nächsten Mal würde ich die Testfälle früher und begleitend zur Entwicklung schreiben und der Oberfläche von Anfang an ein einheitliches CSS-Stylesheet geben. Im gegebenen Zeitrahmen hatten diese Punkte bewusst keine Priorität.</w:t>
       </w:r>
     </w:p>
     <w:p>

--- a/Doku/Doku_D_Ergebnisse.docx
+++ b/Doku/Doku_D_Ergebnisse.docx
@@ -2352,7 +2352,7 @@
         <w:jc w:val="both"/>
       </w:pPr>
       <w:r>
-        <w:t>Für die Endnutzer entstand ein ausführliches Benutzerhandbuch. Es führt Schritt für Schritt durch Programmstart, Navigation und die einzelnen Funktionen – vom Anlegen eines Materials über Suche und Filter bis zur Buchungshistorie – und schließt mit einem FAQ-Teil zur Fehlerbehebung. Das vollständige Handbuch steht in Anhang C.</w:t>
+        <w:t>Für die Endnutzer entstand ein ausführliches Benutzerhandbuch. Es führt Schritt für Schritt durch Programmstart, Navigation und die einzelnen Funktionen, vom Anlegen eines Materials über Suche und Filter bis zur Buchungshistorie. Am Ende steht ein FAQ-Teil zur Fehlerbehebung. Das vollständige Handbuch steht in Anhang C.</w:t>
       </w:r>
     </w:p>
     <w:p>
@@ -2424,7 +2424,7 @@
         <w:jc w:val="both"/>
       </w:pPr>
       <w:r>
-        <w:t>Eine größere Umstrukturierung kam erst spät dazu. Mir fiel auf, dass alle sechs DAO-Klassen dieselben vier Methoden enthielten – also habe ich diese in der Schnittstelle GenericDAO&lt;T&gt; zusammengefasst und nachträglich in jede DAO eingezogen. Der gemeinsame Aufbau steht jetzt nur noch an einer Stelle, und der Compiler stellt sicher, dass sich jede Klasse daran hält. Am Verhalten des Programms hat sich nichts geändert.</w:t>
+        <w:t>Eine größere Umstrukturierung kam erst spät dazu. Mir fiel auf, dass alle sechs DAO-Klassen dieselben vier Methoden enthielten – also habe ich diese in der Schnittstelle GenericDAO&lt;T&gt; zusammengefasst und nachträglich in jede DAO eingezogen. Neu war für mich dabei der Typ-Platzhalter &lt;T&gt;, die Java-Generics. Am Anfang war mir nicht klar, warum in den spitzen Klammern ein Buchstabe statt eines richtigen Typs steht. Ich habe mir das über ein Java-Tutorial [14] angelesen und am eigenen Code ausprobiert: &lt;T&gt; ist nur ein Platzhalter, der beim Implementieren festgelegt wird, zum Beispiel GenericDAO&lt;Material&gt;. So merkt der Compiler Typfehler schon beim Übersetzen. Danach fiel mir die gemeinsame Schnittstelle leicht. Der gemeinsame Aufbau steht jetzt nur noch an einer Stelle, und der Compiler stellt sicher, dass sich jede Klasse daran hält. Am Verhalten des Programms hat sich nichts geändert.</w:t>
       </w:r>
     </w:p>
     <w:p>
